--- a/Lab4_Гук.docx
+++ b/Lab4_Гук.docx
@@ -719,11 +719,6 @@
         <w:rPr>
           <w:lang w:val="en-US"/>
         </w:rPr>
-      </w:r>
-      <w:r>
-        <w:rPr>
-          <w:lang w:val="en-US"/>
-        </w:rPr>
         <w:fldChar w:fldCharType="separate"/>
       </w:r>
       <w:r>
@@ -731,14 +726,7 @@
           <w:rStyle w:val="aa"/>
           <w:lang w:val="en-US"/>
         </w:rPr>
-        <w:t>GitHu</w:t>
-      </w:r>
-      <w:r>
-        <w:rPr>
-          <w:rStyle w:val="aa"/>
-          <w:lang w:val="en-US"/>
-        </w:rPr>
-        <w:t>b</w:t>
+        <w:t>GitHub</w:t>
       </w:r>
     </w:p>
     <w:p>
@@ -775,6 +763,7 @@
         <w:t xml:space="preserve">using </w:t>
       </w:r>
       <w:proofErr w:type="spellStart"/>
+      <w:proofErr w:type="gramStart"/>
       <w:r>
         <w:rPr>
           <w:lang w:val="en-US"/>
@@ -782,6 +771,7 @@
         <w:t>System.Reflection.Metadata</w:t>
       </w:r>
       <w:proofErr w:type="spellEnd"/>
+      <w:proofErr w:type="gramEnd"/>
       <w:r>
         <w:rPr>
           <w:lang w:val="en-US"/>
@@ -831,6 +821,7 @@
         <w:t xml:space="preserve">using </w:t>
       </w:r>
       <w:proofErr w:type="spellStart"/>
+      <w:proofErr w:type="gramStart"/>
       <w:r>
         <w:rPr>
           <w:lang w:val="en-US"/>
@@ -838,6 +829,7 @@
         <w:t>System.Text.RegularExpressions</w:t>
       </w:r>
       <w:proofErr w:type="spellEnd"/>
+      <w:proofErr w:type="gramEnd"/>
       <w:r>
         <w:rPr>
           <w:lang w:val="en-US"/>
@@ -920,7 +912,21 @@
         <w:rPr>
           <w:lang w:val="en-US"/>
         </w:rPr>
-        <w:t xml:space="preserve">        static void Main()</w:t>
+        <w:t xml:space="preserve">        static void </w:t>
+      </w:r>
+      <w:proofErr w:type="gramStart"/>
+      <w:r>
+        <w:rPr>
+          <w:lang w:val="en-US"/>
+        </w:rPr>
+        <w:t>Main(</w:t>
+      </w:r>
+      <w:proofErr w:type="gramEnd"/>
+      <w:r>
+        <w:rPr>
+          <w:lang w:val="en-US"/>
+        </w:rPr>
+        <w:t>)</w:t>
       </w:r>
     </w:p>
     <w:p>
@@ -965,6 +971,7 @@
         <w:t xml:space="preserve"> = </w:t>
       </w:r>
       <w:proofErr w:type="spellStart"/>
+      <w:proofErr w:type="gramStart"/>
       <w:r>
         <w:rPr>
           <w:lang w:val="en-US"/>
@@ -972,6 +979,7 @@
         <w:t>System.Text.Encoding.Unicode</w:t>
       </w:r>
       <w:proofErr w:type="spellEnd"/>
+      <w:proofErr w:type="gramEnd"/>
       <w:r>
         <w:rPr>
           <w:lang w:val="en-US"/>
@@ -1007,6 +1015,7 @@
         <w:t xml:space="preserve"> = </w:t>
       </w:r>
       <w:proofErr w:type="spellStart"/>
+      <w:proofErr w:type="gramStart"/>
       <w:r>
         <w:rPr>
           <w:lang w:val="en-US"/>
@@ -1014,6 +1023,7 @@
         <w:t>System.Text.Encoding.Unicode</w:t>
       </w:r>
       <w:proofErr w:type="spellEnd"/>
+      <w:proofErr w:type="gramEnd"/>
       <w:r>
         <w:rPr>
           <w:lang w:val="en-US"/>
@@ -1068,7 +1078,21 @@
         <w:rPr>
           <w:lang w:val="en-US"/>
         </w:rPr>
-        <w:t xml:space="preserve">            Input(out num1, out num2);</w:t>
+        <w:t xml:space="preserve">            </w:t>
+      </w:r>
+      <w:proofErr w:type="gramStart"/>
+      <w:r>
+        <w:rPr>
+          <w:lang w:val="en-US"/>
+        </w:rPr>
+        <w:t>Input(</w:t>
+      </w:r>
+      <w:proofErr w:type="gramEnd"/>
+      <w:r>
+        <w:rPr>
+          <w:lang w:val="en-US"/>
+        </w:rPr>
+        <w:t>out num1, out num2);</w:t>
       </w:r>
     </w:p>
     <w:p>
@@ -1162,21 +1186,49 @@
         <w:rPr>
           <w:lang w:val="en-US"/>
         </w:rPr>
-        <w:t xml:space="preserve">            if (num2[0] == '-') num2 = Transform(num2[1..]);</w:t>
-      </w:r>
-    </w:p>
-    <w:p>
-      <w:pPr>
-        <w:spacing w:line="360" w:lineRule="auto"/>
-        <w:rPr>
-          <w:lang w:val="en-US"/>
-        </w:rPr>
-      </w:pPr>
-      <w:r>
-        <w:rPr>
-          <w:lang w:val="en-US"/>
-        </w:rPr>
-        <w:t xml:space="preserve">            else num2 = Transform('-' + num2);</w:t>
+        <w:t xml:space="preserve">            if (num2[0] == '-') num2 = Transform(num2[</w:t>
+      </w:r>
+      <w:proofErr w:type="gramStart"/>
+      <w:r>
+        <w:rPr>
+          <w:lang w:val="en-US"/>
+        </w:rPr>
+        <w:t>1..</w:t>
+      </w:r>
+      <w:proofErr w:type="gramEnd"/>
+      <w:r>
+        <w:rPr>
+          <w:lang w:val="en-US"/>
+        </w:rPr>
+        <w:t>]);</w:t>
+      </w:r>
+    </w:p>
+    <w:p>
+      <w:pPr>
+        <w:spacing w:line="360" w:lineRule="auto"/>
+        <w:rPr>
+          <w:lang w:val="en-US"/>
+        </w:rPr>
+      </w:pPr>
+      <w:r>
+        <w:rPr>
+          <w:lang w:val="en-US"/>
+        </w:rPr>
+        <w:t xml:space="preserve">            else num2 = </w:t>
+      </w:r>
+      <w:proofErr w:type="gramStart"/>
+      <w:r>
+        <w:rPr>
+          <w:lang w:val="en-US"/>
+        </w:rPr>
+        <w:t>Transform(</w:t>
+      </w:r>
+      <w:proofErr w:type="gramEnd"/>
+      <w:r>
+        <w:rPr>
+          <w:lang w:val="en-US"/>
+        </w:rPr>
+        <w:t>'-' + num2);</w:t>
       </w:r>
     </w:p>
     <w:p>
@@ -1551,7 +1603,21 @@
         <w:rPr>
           <w:lang w:val="en-US"/>
         </w:rPr>
-        <w:t>(num1[18..], num2[10..]);</w:t>
+        <w:t>(num1[</w:t>
+      </w:r>
+      <w:proofErr w:type="gramStart"/>
+      <w:r>
+        <w:rPr>
+          <w:lang w:val="en-US"/>
+        </w:rPr>
+        <w:t>18..</w:t>
+      </w:r>
+      <w:proofErr w:type="gramEnd"/>
+      <w:r>
+        <w:rPr>
+          <w:lang w:val="en-US"/>
+        </w:rPr>
+        <w:t>], num2[10..]);</w:t>
       </w:r>
     </w:p>
     <w:p>
@@ -1621,7 +1687,21 @@
         <w:rPr>
           <w:lang w:val="en-US"/>
         </w:rPr>
-        <w:t xml:space="preserve">: {power.Item2}. </w:t>
+        <w:t>: {</w:t>
+      </w:r>
+      <w:proofErr w:type="gramStart"/>
+      <w:r>
+        <w:rPr>
+          <w:lang w:val="en-US"/>
+        </w:rPr>
+        <w:t>power.Item</w:t>
+      </w:r>
+      <w:proofErr w:type="gramEnd"/>
+      <w:r>
+        <w:rPr>
+          <w:lang w:val="en-US"/>
+        </w:rPr>
+        <w:t xml:space="preserve">2}. </w:t>
       </w:r>
       <w:proofErr w:type="spellStart"/>
       <w:r>
@@ -1663,21 +1743,49 @@
         <w:rPr>
           <w:lang w:val="en-US"/>
         </w:rPr>
-        <w:t xml:space="preserve"> #{power.Item1}");</w:t>
-      </w:r>
-    </w:p>
-    <w:p>
-      <w:pPr>
-        <w:spacing w:line="360" w:lineRule="auto"/>
-        <w:rPr>
-          <w:lang w:val="en-US"/>
-        </w:rPr>
-      </w:pPr>
-      <w:r>
-        <w:rPr>
-          <w:lang w:val="en-US"/>
-        </w:rPr>
-        <w:t xml:space="preserve">            if (power.Item1 == 1) //</w:t>
+        <w:t xml:space="preserve"> #{</w:t>
+      </w:r>
+      <w:proofErr w:type="gramStart"/>
+      <w:r>
+        <w:rPr>
+          <w:lang w:val="en-US"/>
+        </w:rPr>
+        <w:t>power.Item</w:t>
+      </w:r>
+      <w:proofErr w:type="gramEnd"/>
+      <w:r>
+        <w:rPr>
+          <w:lang w:val="en-US"/>
+        </w:rPr>
+        <w:t>1}");</w:t>
+      </w:r>
+    </w:p>
+    <w:p>
+      <w:pPr>
+        <w:spacing w:line="360" w:lineRule="auto"/>
+        <w:rPr>
+          <w:lang w:val="en-US"/>
+        </w:rPr>
+      </w:pPr>
+      <w:r>
+        <w:rPr>
+          <w:lang w:val="en-US"/>
+        </w:rPr>
+        <w:t xml:space="preserve">            if (</w:t>
+      </w:r>
+      <w:proofErr w:type="gramStart"/>
+      <w:r>
+        <w:rPr>
+          <w:lang w:val="en-US"/>
+        </w:rPr>
+        <w:t>power.Item</w:t>
+      </w:r>
+      <w:proofErr w:type="gramEnd"/>
+      <w:r>
+        <w:rPr>
+          <w:lang w:val="en-US"/>
+        </w:rPr>
+        <w:t>1 == 1) //</w:t>
       </w:r>
       <w:proofErr w:type="spellStart"/>
       <w:r>
@@ -1761,21 +1869,49 @@
         <w:rPr>
           <w:lang w:val="en-US"/>
         </w:rPr>
-        <w:t xml:space="preserve">                int temp = 17 - power.Item2;</w:t>
-      </w:r>
-    </w:p>
-    <w:p>
-      <w:pPr>
-        <w:spacing w:line="360" w:lineRule="auto"/>
-        <w:rPr>
-          <w:lang w:val="en-US"/>
-        </w:rPr>
-      </w:pPr>
-      <w:r>
-        <w:rPr>
-          <w:lang w:val="en-US"/>
-        </w:rPr>
-        <w:t xml:space="preserve">                num1 = num1[0..2] + new string('0', power.Item2) + num1[2..temp] + num2[9..];</w:t>
+        <w:t xml:space="preserve">                int temp = 17 - </w:t>
+      </w:r>
+      <w:proofErr w:type="gramStart"/>
+      <w:r>
+        <w:rPr>
+          <w:lang w:val="en-US"/>
+        </w:rPr>
+        <w:t>power.Item</w:t>
+      </w:r>
+      <w:proofErr w:type="gramEnd"/>
+      <w:r>
+        <w:rPr>
+          <w:lang w:val="en-US"/>
+        </w:rPr>
+        <w:t>2;</w:t>
+      </w:r>
+    </w:p>
+    <w:p>
+      <w:pPr>
+        <w:spacing w:line="360" w:lineRule="auto"/>
+        <w:rPr>
+          <w:lang w:val="en-US"/>
+        </w:rPr>
+      </w:pPr>
+      <w:r>
+        <w:rPr>
+          <w:lang w:val="en-US"/>
+        </w:rPr>
+        <w:t xml:space="preserve">                num1 = num1[</w:t>
+      </w:r>
+      <w:proofErr w:type="gramStart"/>
+      <w:r>
+        <w:rPr>
+          <w:lang w:val="en-US"/>
+        </w:rPr>
+        <w:t>0..</w:t>
+      </w:r>
+      <w:proofErr w:type="gramEnd"/>
+      <w:r>
+        <w:rPr>
+          <w:lang w:val="en-US"/>
+        </w:rPr>
+        <w:t>2] + new string('0', power.Item2) + num1[2..temp] + num2[9..];</w:t>
       </w:r>
     </w:p>
     <w:p>
@@ -1859,7 +1995,21 @@
         <w:rPr>
           <w:lang w:val="en-US"/>
         </w:rPr>
-        <w:t xml:space="preserve"> {power.Item2}: {num1}");</w:t>
+        <w:t xml:space="preserve"> {</w:t>
+      </w:r>
+      <w:proofErr w:type="gramStart"/>
+      <w:r>
+        <w:rPr>
+          <w:lang w:val="en-US"/>
+        </w:rPr>
+        <w:t>power.Item</w:t>
+      </w:r>
+      <w:proofErr w:type="gramEnd"/>
+      <w:r>
+        <w:rPr>
+          <w:lang w:val="en-US"/>
+        </w:rPr>
+        <w:t>2}: {num1}");</w:t>
       </w:r>
     </w:p>
     <w:p>
@@ -1943,21 +2093,49 @@
         <w:rPr>
           <w:lang w:val="en-US"/>
         </w:rPr>
-        <w:t xml:space="preserve">                int temp = 9 - power.Item2;</w:t>
-      </w:r>
-    </w:p>
-    <w:p>
-      <w:pPr>
-        <w:spacing w:line="360" w:lineRule="auto"/>
-        <w:rPr>
-          <w:lang w:val="en-US"/>
-        </w:rPr>
-      </w:pPr>
-      <w:r>
-        <w:rPr>
-          <w:lang w:val="en-US"/>
-        </w:rPr>
-        <w:t xml:space="preserve">                num2 = num2[0..2] + new string('0', power.Item2) + num2[2..temp] + num1[17..];</w:t>
+        <w:t xml:space="preserve">                int temp = 9 - </w:t>
+      </w:r>
+      <w:proofErr w:type="gramStart"/>
+      <w:r>
+        <w:rPr>
+          <w:lang w:val="en-US"/>
+        </w:rPr>
+        <w:t>power.Item</w:t>
+      </w:r>
+      <w:proofErr w:type="gramEnd"/>
+      <w:r>
+        <w:rPr>
+          <w:lang w:val="en-US"/>
+        </w:rPr>
+        <w:t>2;</w:t>
+      </w:r>
+    </w:p>
+    <w:p>
+      <w:pPr>
+        <w:spacing w:line="360" w:lineRule="auto"/>
+        <w:rPr>
+          <w:lang w:val="en-US"/>
+        </w:rPr>
+      </w:pPr>
+      <w:r>
+        <w:rPr>
+          <w:lang w:val="en-US"/>
+        </w:rPr>
+        <w:t xml:space="preserve">                num2 = num2[</w:t>
+      </w:r>
+      <w:proofErr w:type="gramStart"/>
+      <w:r>
+        <w:rPr>
+          <w:lang w:val="en-US"/>
+        </w:rPr>
+        <w:t>0..</w:t>
+      </w:r>
+      <w:proofErr w:type="gramEnd"/>
+      <w:r>
+        <w:rPr>
+          <w:lang w:val="en-US"/>
+        </w:rPr>
+        <w:t>2] + new string('0', power.Item2) + num2[2..temp] + num1[17..];</w:t>
       </w:r>
     </w:p>
     <w:p>
@@ -2041,7 +2219,21 @@
         <w:rPr>
           <w:lang w:val="en-US"/>
         </w:rPr>
-        <w:t xml:space="preserve"> {power.Item2}: {num2}");</w:t>
+        <w:t xml:space="preserve"> {</w:t>
+      </w:r>
+      <w:proofErr w:type="gramStart"/>
+      <w:r>
+        <w:rPr>
+          <w:lang w:val="en-US"/>
+        </w:rPr>
+        <w:t>power.Item</w:t>
+      </w:r>
+      <w:proofErr w:type="gramEnd"/>
+      <w:r>
+        <w:rPr>
+          <w:lang w:val="en-US"/>
+        </w:rPr>
+        <w:t>2}: {num2}");</w:t>
       </w:r>
     </w:p>
     <w:p>
@@ -2200,7 +2392,21 @@
         <w:rPr>
           <w:lang w:val="en-US"/>
         </w:rPr>
-        <w:t>(num1[0..1] + num1[2..17]) + num1[17..];</w:t>
+        <w:t>(num1[</w:t>
+      </w:r>
+      <w:proofErr w:type="gramStart"/>
+      <w:r>
+        <w:rPr>
+          <w:lang w:val="en-US"/>
+        </w:rPr>
+        <w:t>0..</w:t>
+      </w:r>
+      <w:proofErr w:type="gramEnd"/>
+      <w:r>
+        <w:rPr>
+          <w:lang w:val="en-US"/>
+        </w:rPr>
+        <w:t>1] + num1[2..17]) + num1[17..];</w:t>
       </w:r>
     </w:p>
     <w:p>
@@ -2228,35 +2434,77 @@
         <w:rPr>
           <w:lang w:val="en-US"/>
         </w:rPr>
-        <w:t>(num2[0..1] + num2[2..9]) + num2[9..];</w:t>
-      </w:r>
-    </w:p>
-    <w:p>
-      <w:pPr>
-        <w:spacing w:line="360" w:lineRule="auto"/>
-        <w:rPr>
-          <w:lang w:val="en-US"/>
-        </w:rPr>
-      </w:pPr>
-      <w:r>
-        <w:rPr>
-          <w:lang w:val="en-US"/>
-        </w:rPr>
-        <w:t xml:space="preserve">            num1 = num1[0..1] + "|" + num1[1..];</w:t>
-      </w:r>
-    </w:p>
-    <w:p>
-      <w:pPr>
-        <w:spacing w:line="360" w:lineRule="auto"/>
-        <w:rPr>
-          <w:lang w:val="en-US"/>
-        </w:rPr>
-      </w:pPr>
-      <w:r>
-        <w:rPr>
-          <w:lang w:val="en-US"/>
-        </w:rPr>
-        <w:t xml:space="preserve">            num2 = num2[0..1] + "|" + num2[1..];</w:t>
+        <w:t>(num2[</w:t>
+      </w:r>
+      <w:proofErr w:type="gramStart"/>
+      <w:r>
+        <w:rPr>
+          <w:lang w:val="en-US"/>
+        </w:rPr>
+        <w:t>0..</w:t>
+      </w:r>
+      <w:proofErr w:type="gramEnd"/>
+      <w:r>
+        <w:rPr>
+          <w:lang w:val="en-US"/>
+        </w:rPr>
+        <w:t>1] + num2[2..9]) + num2[9..];</w:t>
+      </w:r>
+    </w:p>
+    <w:p>
+      <w:pPr>
+        <w:spacing w:line="360" w:lineRule="auto"/>
+        <w:rPr>
+          <w:lang w:val="en-US"/>
+        </w:rPr>
+      </w:pPr>
+      <w:r>
+        <w:rPr>
+          <w:lang w:val="en-US"/>
+        </w:rPr>
+        <w:t xml:space="preserve">            num1 = num1[</w:t>
+      </w:r>
+      <w:proofErr w:type="gramStart"/>
+      <w:r>
+        <w:rPr>
+          <w:lang w:val="en-US"/>
+        </w:rPr>
+        <w:t>0..</w:t>
+      </w:r>
+      <w:proofErr w:type="gramEnd"/>
+      <w:r>
+        <w:rPr>
+          <w:lang w:val="en-US"/>
+        </w:rPr>
+        <w:t>1] + "|" + num1[1..];</w:t>
+      </w:r>
+    </w:p>
+    <w:p>
+      <w:pPr>
+        <w:spacing w:line="360" w:lineRule="auto"/>
+        <w:rPr>
+          <w:lang w:val="en-US"/>
+        </w:rPr>
+      </w:pPr>
+      <w:r>
+        <w:rPr>
+          <w:lang w:val="en-US"/>
+        </w:rPr>
+        <w:t xml:space="preserve">            num2 = num2[</w:t>
+      </w:r>
+      <w:proofErr w:type="gramStart"/>
+      <w:r>
+        <w:rPr>
+          <w:lang w:val="en-US"/>
+        </w:rPr>
+        <w:t>0..</w:t>
+      </w:r>
+      <w:proofErr w:type="gramEnd"/>
+      <w:r>
+        <w:rPr>
+          <w:lang w:val="en-US"/>
+        </w:rPr>
+        <w:t>1] + "|" + num2[1..];</w:t>
       </w:r>
     </w:p>
     <w:p>
@@ -2530,7 +2778,21 @@
         <w:rPr>
           <w:lang w:val="en-US"/>
         </w:rPr>
-        <w:t>(num1[0..1] + num1[2..17], num2[0..1] + new string('0', 8) + num2[2..9]);</w:t>
+        <w:t>(num1[</w:t>
+      </w:r>
+      <w:proofErr w:type="gramStart"/>
+      <w:r>
+        <w:rPr>
+          <w:lang w:val="en-US"/>
+        </w:rPr>
+        <w:t>0..</w:t>
+      </w:r>
+      <w:proofErr w:type="gramEnd"/>
+      <w:r>
+        <w:rPr>
+          <w:lang w:val="en-US"/>
+        </w:rPr>
+        <w:t>1] + num1[2..17], num2[0..1] + new string('0', 8) + num2[2..9]);</w:t>
       </w:r>
     </w:p>
     <w:p>
@@ -2547,6 +2809,7 @@
         <w:t xml:space="preserve">            if (</w:t>
       </w:r>
       <w:proofErr w:type="spellStart"/>
+      <w:proofErr w:type="gramStart"/>
       <w:r>
         <w:rPr>
           <w:lang w:val="en-US"/>
@@ -2554,25 +2817,68 @@
         <w:t>sum.Length</w:t>
       </w:r>
       <w:proofErr w:type="spellEnd"/>
-      <w:r>
-        <w:rPr>
-          <w:lang w:val="en-US"/>
-        </w:rPr>
-        <w:t xml:space="preserve"> == 16) sum = sum[0..1] + "|" + sum[1..] + num2[9..];</w:t>
-      </w:r>
-    </w:p>
-    <w:p>
-      <w:pPr>
-        <w:spacing w:line="360" w:lineRule="auto"/>
-        <w:rPr>
-          <w:lang w:val="en-US"/>
-        </w:rPr>
-      </w:pPr>
-      <w:r>
-        <w:rPr>
-          <w:lang w:val="en-US"/>
-        </w:rPr>
-        <w:t xml:space="preserve">            else sum = sum[0..2] + "|" + sum[2..] + num2[9..];</w:t>
+      <w:proofErr w:type="gramEnd"/>
+      <w:r>
+        <w:rPr>
+          <w:lang w:val="en-US"/>
+        </w:rPr>
+        <w:t xml:space="preserve"> == 16) sum = sum[0..1] + "|" + sum[1..] + num2[</w:t>
+      </w:r>
+      <w:proofErr w:type="gramStart"/>
+      <w:r>
+        <w:rPr>
+          <w:lang w:val="en-US"/>
+        </w:rPr>
+        <w:t>9..</w:t>
+      </w:r>
+      <w:proofErr w:type="gramEnd"/>
+      <w:r>
+        <w:rPr>
+          <w:lang w:val="en-US"/>
+        </w:rPr>
+        <w:t>];</w:t>
+      </w:r>
+    </w:p>
+    <w:p>
+      <w:pPr>
+        <w:spacing w:line="360" w:lineRule="auto"/>
+        <w:rPr>
+          <w:lang w:val="en-US"/>
+        </w:rPr>
+      </w:pPr>
+      <w:r>
+        <w:rPr>
+          <w:lang w:val="en-US"/>
+        </w:rPr>
+        <w:t xml:space="preserve">            else sum = </w:t>
+      </w:r>
+      <w:proofErr w:type="gramStart"/>
+      <w:r>
+        <w:rPr>
+          <w:lang w:val="en-US"/>
+        </w:rPr>
+        <w:t>sum[</w:t>
+      </w:r>
+      <w:proofErr w:type="gramEnd"/>
+      <w:r>
+        <w:rPr>
+          <w:lang w:val="en-US"/>
+        </w:rPr>
+        <w:t>0..2] + "|" + sum[2..] + num2[</w:t>
+      </w:r>
+      <w:proofErr w:type="gramStart"/>
+      <w:r>
+        <w:rPr>
+          <w:lang w:val="en-US"/>
+        </w:rPr>
+        <w:t>9..</w:t>
+      </w:r>
+      <w:proofErr w:type="gramEnd"/>
+      <w:r>
+        <w:rPr>
+          <w:lang w:val="en-US"/>
+        </w:rPr>
+        <w:t>];</w:t>
       </w:r>
     </w:p>
     <w:p>
@@ -2760,7 +3066,21 @@
         <w:rPr>
           <w:lang w:val="en-US"/>
         </w:rPr>
-        <w:t>string power2 = num2[9..];</w:t>
+        <w:t>string power2 = num2[</w:t>
+      </w:r>
+      <w:proofErr w:type="gramStart"/>
+      <w:r>
+        <w:rPr>
+          <w:lang w:val="en-US"/>
+        </w:rPr>
+        <w:t>9..</w:t>
+      </w:r>
+      <w:proofErr w:type="gramEnd"/>
+      <w:r>
+        <w:rPr>
+          <w:lang w:val="en-US"/>
+        </w:rPr>
+        <w:t>];</w:t>
       </w:r>
     </w:p>
     <w:p>
@@ -2777,6 +3097,7 @@
         <w:t xml:space="preserve">            if (</w:t>
       </w:r>
       <w:proofErr w:type="spellStart"/>
+      <w:proofErr w:type="gramStart"/>
       <w:r>
         <w:rPr>
           <w:lang w:val="en-US"/>
@@ -2784,6 +3105,7 @@
         <w:t>sum.IndexOf</w:t>
       </w:r>
       <w:proofErr w:type="spellEnd"/>
+      <w:proofErr w:type="gramEnd"/>
       <w:r>
         <w:rPr>
           <w:lang w:val="en-US"/>
@@ -2830,21 +3152,49 @@
         <w:rPr>
           <w:lang w:val="en-US"/>
         </w:rPr>
-        <w:t>(num2[10..], "1");</w:t>
-      </w:r>
-    </w:p>
-    <w:p>
-      <w:pPr>
-        <w:spacing w:line="360" w:lineRule="auto"/>
-        <w:rPr>
-          <w:lang w:val="en-US"/>
-        </w:rPr>
-      </w:pPr>
-      <w:r>
-        <w:rPr>
-          <w:lang w:val="en-US"/>
-        </w:rPr>
-        <w:t xml:space="preserve">                sum = sum[0..1] + "|" + sum[1..2] + sum[3..17] + power2;</w:t>
+        <w:t>(num2[</w:t>
+      </w:r>
+      <w:proofErr w:type="gramStart"/>
+      <w:r>
+        <w:rPr>
+          <w:lang w:val="en-US"/>
+        </w:rPr>
+        <w:t>10..</w:t>
+      </w:r>
+      <w:proofErr w:type="gramEnd"/>
+      <w:r>
+        <w:rPr>
+          <w:lang w:val="en-US"/>
+        </w:rPr>
+        <w:t>], "1");</w:t>
+      </w:r>
+    </w:p>
+    <w:p>
+      <w:pPr>
+        <w:spacing w:line="360" w:lineRule="auto"/>
+        <w:rPr>
+          <w:lang w:val="en-US"/>
+        </w:rPr>
+      </w:pPr>
+      <w:r>
+        <w:rPr>
+          <w:lang w:val="en-US"/>
+        </w:rPr>
+        <w:t xml:space="preserve">                sum = </w:t>
+      </w:r>
+      <w:proofErr w:type="gramStart"/>
+      <w:r>
+        <w:rPr>
+          <w:lang w:val="en-US"/>
+        </w:rPr>
+        <w:t>sum[</w:t>
+      </w:r>
+      <w:proofErr w:type="gramEnd"/>
+      <w:r>
+        <w:rPr>
+          <w:lang w:val="en-US"/>
+        </w:rPr>
+        <w:t>0..1] + "|" + sum[1..2] + sum[3..17] + power2;</w:t>
       </w:r>
     </w:p>
     <w:p>
@@ -3026,7 +3376,21 @@
         <w:rPr>
           <w:lang w:val="en-US"/>
         </w:rPr>
-        <w:t xml:space="preserve">            else if (sum[0] == sum[2])</w:t>
+        <w:t xml:space="preserve">            else if (</w:t>
+      </w:r>
+      <w:proofErr w:type="gramStart"/>
+      <w:r>
+        <w:rPr>
+          <w:lang w:val="en-US"/>
+        </w:rPr>
+        <w:t>sum[</w:t>
+      </w:r>
+      <w:proofErr w:type="gramEnd"/>
+      <w:r>
+        <w:rPr>
+          <w:lang w:val="en-US"/>
+        </w:rPr>
+        <w:t>0] == sum[2])</w:t>
       </w:r>
     </w:p>
     <w:p>
@@ -3097,7 +3461,21 @@
         <w:rPr>
           <w:lang w:val="en-US"/>
         </w:rPr>
-        <w:t xml:space="preserve">                if (sum[0] == '1') sign = '0';</w:t>
+        <w:t xml:space="preserve">                if (</w:t>
+      </w:r>
+      <w:proofErr w:type="gramStart"/>
+      <w:r>
+        <w:rPr>
+          <w:lang w:val="en-US"/>
+        </w:rPr>
+        <w:t>sum[</w:t>
+      </w:r>
+      <w:proofErr w:type="gramEnd"/>
+      <w:r>
+        <w:rPr>
+          <w:lang w:val="en-US"/>
+        </w:rPr>
+        <w:t>0] == '1') sign = '0';</w:t>
       </w:r>
     </w:p>
     <w:p>
@@ -3293,7 +3671,21 @@
         <w:rPr>
           <w:lang w:val="en-US"/>
         </w:rPr>
-        <w:t xml:space="preserve">                while (sum[2] != sign &amp;&amp; </w:t>
+        <w:t xml:space="preserve">                while (</w:t>
+      </w:r>
+      <w:proofErr w:type="gramStart"/>
+      <w:r>
+        <w:rPr>
+          <w:lang w:val="en-US"/>
+        </w:rPr>
+        <w:t>sum[</w:t>
+      </w:r>
+      <w:proofErr w:type="gramEnd"/>
+      <w:r>
+        <w:rPr>
+          <w:lang w:val="en-US"/>
+        </w:rPr>
+        <w:t xml:space="preserve">2] != sign &amp;&amp; </w:t>
       </w:r>
       <w:proofErr w:type="spellStart"/>
       <w:r>
@@ -3377,21 +3769,49 @@
         <w:rPr>
           <w:lang w:val="en-US"/>
         </w:rPr>
-        <w:t>(num2[10..], "-1");</w:t>
-      </w:r>
-    </w:p>
-    <w:p>
-      <w:pPr>
-        <w:spacing w:line="360" w:lineRule="auto"/>
-        <w:rPr>
-          <w:lang w:val="en-US"/>
-        </w:rPr>
-      </w:pPr>
-      <w:r>
-        <w:rPr>
-          <w:lang w:val="en-US"/>
-        </w:rPr>
-        <w:t xml:space="preserve">                    sum = sum[2..3] + "|" + sum[3..17] + '0' + power2;</w:t>
+        <w:t>(num2[</w:t>
+      </w:r>
+      <w:proofErr w:type="gramStart"/>
+      <w:r>
+        <w:rPr>
+          <w:lang w:val="en-US"/>
+        </w:rPr>
+        <w:t>10..</w:t>
+      </w:r>
+      <w:proofErr w:type="gramEnd"/>
+      <w:r>
+        <w:rPr>
+          <w:lang w:val="en-US"/>
+        </w:rPr>
+        <w:t>], "-1");</w:t>
+      </w:r>
+    </w:p>
+    <w:p>
+      <w:pPr>
+        <w:spacing w:line="360" w:lineRule="auto"/>
+        <w:rPr>
+          <w:lang w:val="en-US"/>
+        </w:rPr>
+      </w:pPr>
+      <w:r>
+        <w:rPr>
+          <w:lang w:val="en-US"/>
+        </w:rPr>
+        <w:t xml:space="preserve">                    sum = </w:t>
+      </w:r>
+      <w:proofErr w:type="gramStart"/>
+      <w:r>
+        <w:rPr>
+          <w:lang w:val="en-US"/>
+        </w:rPr>
+        <w:t>sum[</w:t>
+      </w:r>
+      <w:proofErr w:type="gramEnd"/>
+      <w:r>
+        <w:rPr>
+          <w:lang w:val="en-US"/>
+        </w:rPr>
+        <w:t>2..3] + "|" + sum[3..17] + '0' + power2;</w:t>
       </w:r>
     </w:p>
     <w:p>
@@ -3607,21 +4027,49 @@
         <w:rPr>
           <w:lang w:val="en-US"/>
         </w:rPr>
-        <w:t>(sum[0..1] + sum[2..17]);</w:t>
-      </w:r>
-    </w:p>
-    <w:p>
-      <w:pPr>
-        <w:spacing w:line="360" w:lineRule="auto"/>
-        <w:rPr>
-          <w:lang w:val="en-US"/>
-        </w:rPr>
-      </w:pPr>
-      <w:r>
-        <w:rPr>
-          <w:lang w:val="en-US"/>
-        </w:rPr>
-        <w:t xml:space="preserve">            sum = sum[0..1] + "|" + sum[1..] + power2;</w:t>
+        <w:t>(</w:t>
+      </w:r>
+      <w:proofErr w:type="gramStart"/>
+      <w:r>
+        <w:rPr>
+          <w:lang w:val="en-US"/>
+        </w:rPr>
+        <w:t>sum[</w:t>
+      </w:r>
+      <w:proofErr w:type="gramEnd"/>
+      <w:r>
+        <w:rPr>
+          <w:lang w:val="en-US"/>
+        </w:rPr>
+        <w:t>0..1] + sum[2..17]);</w:t>
+      </w:r>
+    </w:p>
+    <w:p>
+      <w:pPr>
+        <w:spacing w:line="360" w:lineRule="auto"/>
+        <w:rPr>
+          <w:lang w:val="en-US"/>
+        </w:rPr>
+      </w:pPr>
+      <w:r>
+        <w:rPr>
+          <w:lang w:val="en-US"/>
+        </w:rPr>
+        <w:t xml:space="preserve">            sum = </w:t>
+      </w:r>
+      <w:proofErr w:type="gramStart"/>
+      <w:r>
+        <w:rPr>
+          <w:lang w:val="en-US"/>
+        </w:rPr>
+        <w:t>sum[</w:t>
+      </w:r>
+      <w:proofErr w:type="gramEnd"/>
+      <w:r>
+        <w:rPr>
+          <w:lang w:val="en-US"/>
+        </w:rPr>
+        <w:t>0..1] + "|" + sum[1..] + power2;</w:t>
       </w:r>
     </w:p>
     <w:p>
@@ -3825,7 +4273,21 @@
         <w:rPr>
           <w:lang w:val="en-US"/>
         </w:rPr>
-        <w:t xml:space="preserve">        private static void Input(out string num1, out string num2)</w:t>
+        <w:t xml:space="preserve">        private static void </w:t>
+      </w:r>
+      <w:proofErr w:type="gramStart"/>
+      <w:r>
+        <w:rPr>
+          <w:lang w:val="en-US"/>
+        </w:rPr>
+        <w:t>Input(</w:t>
+      </w:r>
+      <w:proofErr w:type="gramEnd"/>
+      <w:r>
+        <w:rPr>
+          <w:lang w:val="en-US"/>
+        </w:rPr>
+        <w:t>out string num1, out string num2)</w:t>
       </w:r>
     </w:p>
     <w:p>
@@ -4022,21 +4484,43 @@
         <w:rPr>
           <w:lang w:val="en-US"/>
         </w:rPr>
-        <w:t>()!;</w:t>
-      </w:r>
-    </w:p>
-    <w:p>
-      <w:pPr>
-        <w:spacing w:line="360" w:lineRule="auto"/>
-        <w:rPr>
-          <w:lang w:val="en-US"/>
-        </w:rPr>
-      </w:pPr>
-      <w:r>
-        <w:rPr>
-          <w:lang w:val="en-US"/>
-        </w:rPr>
-        <w:t xml:space="preserve">                string pattern = @"^[-]?0[,.][01]{15}\s\*\s2\^[01]+$";</w:t>
+        <w:t>(</w:t>
+      </w:r>
+      <w:proofErr w:type="gramStart"/>
+      <w:r>
+        <w:rPr>
+          <w:lang w:val="en-US"/>
+        </w:rPr>
+        <w:t>)!;</w:t>
+      </w:r>
+      <w:proofErr w:type="gramEnd"/>
+    </w:p>
+    <w:p>
+      <w:pPr>
+        <w:spacing w:line="360" w:lineRule="auto"/>
+        <w:rPr>
+          <w:lang w:val="en-US"/>
+        </w:rPr>
+      </w:pPr>
+      <w:r>
+        <w:rPr>
+          <w:lang w:val="en-US"/>
+        </w:rPr>
+        <w:t xml:space="preserve">                string pattern = @"^[-]?0[,.][01]{</w:t>
+      </w:r>
+      <w:proofErr w:type="gramStart"/>
+      <w:r>
+        <w:rPr>
+          <w:lang w:val="en-US"/>
+        </w:rPr>
+        <w:t>15}\s\</w:t>
+      </w:r>
+      <w:proofErr w:type="gramEnd"/>
+      <w:r>
+        <w:rPr>
+          <w:lang w:val="en-US"/>
+        </w:rPr>
+        <w:t>*\s2\^[01]+$";</w:t>
       </w:r>
     </w:p>
     <w:p>
@@ -4358,21 +4842,43 @@
         <w:rPr>
           <w:lang w:val="en-US"/>
         </w:rPr>
-        <w:t>()!;</w:t>
-      </w:r>
-    </w:p>
-    <w:p>
-      <w:pPr>
-        <w:spacing w:line="360" w:lineRule="auto"/>
-        <w:rPr>
-          <w:lang w:val="en-US"/>
-        </w:rPr>
-      </w:pPr>
-      <w:r>
-        <w:rPr>
-          <w:lang w:val="en-US"/>
-        </w:rPr>
-        <w:t xml:space="preserve">                string pattern = @"^[-]?0[,.][01]{7}\s\*\s2\^[01]+$";</w:t>
+        <w:t>(</w:t>
+      </w:r>
+      <w:proofErr w:type="gramStart"/>
+      <w:r>
+        <w:rPr>
+          <w:lang w:val="en-US"/>
+        </w:rPr>
+        <w:t>)!;</w:t>
+      </w:r>
+      <w:proofErr w:type="gramEnd"/>
+    </w:p>
+    <w:p>
+      <w:pPr>
+        <w:spacing w:line="360" w:lineRule="auto"/>
+        <w:rPr>
+          <w:lang w:val="en-US"/>
+        </w:rPr>
+      </w:pPr>
+      <w:r>
+        <w:rPr>
+          <w:lang w:val="en-US"/>
+        </w:rPr>
+        <w:t xml:space="preserve">                string pattern = @"^[-]?0[,.][01]{</w:t>
+      </w:r>
+      <w:proofErr w:type="gramStart"/>
+      <w:r>
+        <w:rPr>
+          <w:lang w:val="en-US"/>
+        </w:rPr>
+        <w:t>7}\s\</w:t>
+      </w:r>
+      <w:proofErr w:type="gramEnd"/>
+      <w:r>
+        <w:rPr>
+          <w:lang w:val="en-US"/>
+        </w:rPr>
+        <w:t>*\s2\^[01]+$";</w:t>
       </w:r>
     </w:p>
     <w:p>
@@ -4548,7 +5054,21 @@
         <w:rPr>
           <w:lang w:val="en-US"/>
         </w:rPr>
-        <w:t xml:space="preserve">        static string Transform(string num)</w:t>
+        <w:t xml:space="preserve">        static string </w:t>
+      </w:r>
+      <w:proofErr w:type="gramStart"/>
+      <w:r>
+        <w:rPr>
+          <w:lang w:val="en-US"/>
+        </w:rPr>
+        <w:t>Transform(</w:t>
+      </w:r>
+      <w:proofErr w:type="gramEnd"/>
+      <w:r>
+        <w:rPr>
+          <w:lang w:val="en-US"/>
+        </w:rPr>
+        <w:t>string num)</w:t>
       </w:r>
     </w:p>
     <w:p>
@@ -4576,7 +5096,21 @@
         <w:rPr>
           <w:lang w:val="en-US"/>
         </w:rPr>
-        <w:t xml:space="preserve">            StringBuilder result = new StringBuilder();</w:t>
+        <w:t xml:space="preserve">            StringBuilder result = new </w:t>
+      </w:r>
+      <w:proofErr w:type="gramStart"/>
+      <w:r>
+        <w:rPr>
+          <w:lang w:val="en-US"/>
+        </w:rPr>
+        <w:t>StringBuilder(</w:t>
+      </w:r>
+      <w:proofErr w:type="gramEnd"/>
+      <w:r>
+        <w:rPr>
+          <w:lang w:val="en-US"/>
+        </w:rPr>
+        <w:t>);</w:t>
       </w:r>
     </w:p>
     <w:p>
@@ -4621,6 +5155,7 @@
         <w:t xml:space="preserve">            </w:t>
       </w:r>
       <w:proofErr w:type="spellStart"/>
+      <w:proofErr w:type="gramStart"/>
       <w:r>
         <w:rPr>
           <w:lang w:val="en-US"/>
@@ -4628,6 +5163,7 @@
         <w:t>result.Append</w:t>
       </w:r>
       <w:proofErr w:type="spellEnd"/>
+      <w:proofErr w:type="gramEnd"/>
       <w:r>
         <w:rPr>
           <w:lang w:val="en-US"/>
@@ -4646,7 +5182,21 @@
         <w:rPr>
           <w:lang w:val="en-US"/>
         </w:rPr>
-        <w:t>] == '-' ? "1|" : "0|");</w:t>
+        <w:t>] == '-' ? "1|</w:t>
+      </w:r>
+      <w:proofErr w:type="gramStart"/>
+      <w:r>
+        <w:rPr>
+          <w:lang w:val="en-US"/>
+        </w:rPr>
+        <w:t>" :</w:t>
+      </w:r>
+      <w:proofErr w:type="gramEnd"/>
+      <w:r>
+        <w:rPr>
+          <w:lang w:val="en-US"/>
+        </w:rPr>
+        <w:t xml:space="preserve"> "0|");</w:t>
       </w:r>
     </w:p>
     <w:p>
@@ -4688,7 +5238,35 @@
         <w:rPr>
           <w:lang w:val="en-US"/>
         </w:rPr>
-        <w:t>] == '-') ? 3 : 2;</w:t>
+        <w:t>] == '-'</w:t>
+      </w:r>
+      <w:proofErr w:type="gramStart"/>
+      <w:r>
+        <w:rPr>
+          <w:lang w:val="en-US"/>
+        </w:rPr>
+        <w:t>) ?</w:t>
+      </w:r>
+      <w:proofErr w:type="gramEnd"/>
+      <w:r>
+        <w:rPr>
+          <w:lang w:val="en-US"/>
+        </w:rPr>
+        <w:t xml:space="preserve"> </w:t>
+      </w:r>
+      <w:proofErr w:type="gramStart"/>
+      <w:r>
+        <w:rPr>
+          <w:lang w:val="en-US"/>
+        </w:rPr>
+        <w:t>3 :</w:t>
+      </w:r>
+      <w:proofErr w:type="gramEnd"/>
+      <w:r>
+        <w:rPr>
+          <w:lang w:val="en-US"/>
+        </w:rPr>
+        <w:t xml:space="preserve"> 2;</w:t>
       </w:r>
     </w:p>
     <w:p>
@@ -4712,11 +5290,19 @@
         <w:t>i</w:t>
       </w:r>
       <w:proofErr w:type="spellEnd"/>
-      <w:r>
-        <w:rPr>
-          <w:lang w:val="en-US"/>
-        </w:rPr>
-        <w:t xml:space="preserve">] != ' ') </w:t>
+      <w:proofErr w:type="gramStart"/>
+      <w:r>
+        <w:rPr>
+          <w:lang w:val="en-US"/>
+        </w:rPr>
+        <w:t>] !</w:t>
+      </w:r>
+      <w:proofErr w:type="gramEnd"/>
+      <w:r>
+        <w:rPr>
+          <w:lang w:val="en-US"/>
+        </w:rPr>
+        <w:t xml:space="preserve">= ' ') </w:t>
       </w:r>
       <w:proofErr w:type="spellStart"/>
       <w:r>
@@ -4789,6 +5375,7 @@
         <w:t xml:space="preserve">            </w:t>
       </w:r>
       <w:proofErr w:type="spellStart"/>
+      <w:proofErr w:type="gramStart"/>
       <w:r>
         <w:rPr>
           <w:lang w:val="en-US"/>
@@ -4796,6 +5383,7 @@
         <w:t>result.Append</w:t>
       </w:r>
       <w:proofErr w:type="spellEnd"/>
+      <w:proofErr w:type="gramEnd"/>
       <w:r>
         <w:rPr>
           <w:lang w:val="en-US"/>
@@ -4831,6 +5419,7 @@
         <w:t xml:space="preserve">            return </w:t>
       </w:r>
       <w:proofErr w:type="spellStart"/>
+      <w:proofErr w:type="gramStart"/>
       <w:r>
         <w:rPr>
           <w:lang w:val="en-US"/>
@@ -4838,6 +5427,7 @@
         <w:t>result.ToString</w:t>
       </w:r>
       <w:proofErr w:type="spellEnd"/>
+      <w:proofErr w:type="gramEnd"/>
       <w:r>
         <w:rPr>
           <w:lang w:val="en-US"/>
@@ -4874,6 +5464,7 @@
         <w:t xml:space="preserve">        static string </w:t>
       </w:r>
       <w:proofErr w:type="spellStart"/>
+      <w:proofErr w:type="gramStart"/>
       <w:r>
         <w:rPr>
           <w:lang w:val="en-US"/>
@@ -4885,7 +5476,14 @@
         <w:rPr>
           <w:lang w:val="en-US"/>
         </w:rPr>
-        <w:t>(string num)</w:t>
+        <w:t>(</w:t>
+      </w:r>
+      <w:proofErr w:type="gramEnd"/>
+      <w:r>
+        <w:rPr>
+          <w:lang w:val="en-US"/>
+        </w:rPr>
+        <w:t>string num)</w:t>
       </w:r>
     </w:p>
     <w:p>
@@ -4913,7 +5511,21 @@
         <w:rPr>
           <w:lang w:val="en-US"/>
         </w:rPr>
-        <w:t xml:space="preserve">            StringBuilder result = new StringBuilder();</w:t>
+        <w:t xml:space="preserve">            StringBuilder result = new </w:t>
+      </w:r>
+      <w:proofErr w:type="gramStart"/>
+      <w:r>
+        <w:rPr>
+          <w:lang w:val="en-US"/>
+        </w:rPr>
+        <w:t>StringBuilder(</w:t>
+      </w:r>
+      <w:proofErr w:type="gramEnd"/>
+      <w:r>
+        <w:rPr>
+          <w:lang w:val="en-US"/>
+        </w:rPr>
+        <w:t>);</w:t>
       </w:r>
     </w:p>
     <w:p>
@@ -4958,6 +5570,7 @@
         <w:t xml:space="preserve">            </w:t>
       </w:r>
       <w:proofErr w:type="spellStart"/>
+      <w:proofErr w:type="gramStart"/>
       <w:r>
         <w:rPr>
           <w:lang w:val="en-US"/>
@@ -4965,6 +5578,7 @@
         <w:t>result.Append</w:t>
       </w:r>
       <w:proofErr w:type="spellEnd"/>
+      <w:proofErr w:type="gramEnd"/>
       <w:r>
         <w:rPr>
           <w:lang w:val="en-US"/>
@@ -4983,7 +5597,21 @@
         <w:rPr>
           <w:lang w:val="en-US"/>
         </w:rPr>
-        <w:t>] == '1' ? "-0," : "0,");</w:t>
+        <w:t>] == '1' ? "-0,</w:t>
+      </w:r>
+      <w:proofErr w:type="gramStart"/>
+      <w:r>
+        <w:rPr>
+          <w:lang w:val="en-US"/>
+        </w:rPr>
+        <w:t>" :</w:t>
+      </w:r>
+      <w:proofErr w:type="gramEnd"/>
+      <w:r>
+        <w:rPr>
+          <w:lang w:val="en-US"/>
+        </w:rPr>
+        <w:t xml:space="preserve"> "0,");</w:t>
       </w:r>
     </w:p>
     <w:p>
@@ -5035,11 +5663,19 @@
         <w:t>i</w:t>
       </w:r>
       <w:proofErr w:type="spellEnd"/>
-      <w:r>
-        <w:rPr>
-          <w:lang w:val="en-US"/>
-        </w:rPr>
-        <w:t xml:space="preserve">] != '|') </w:t>
+      <w:proofErr w:type="gramStart"/>
+      <w:r>
+        <w:rPr>
+          <w:lang w:val="en-US"/>
+        </w:rPr>
+        <w:t>] !</w:t>
+      </w:r>
+      <w:proofErr w:type="gramEnd"/>
+      <w:r>
+        <w:rPr>
+          <w:lang w:val="en-US"/>
+        </w:rPr>
+        <w:t xml:space="preserve">= '|') </w:t>
       </w:r>
       <w:proofErr w:type="spellStart"/>
       <w:r>
@@ -5112,6 +5748,7 @@
         <w:t xml:space="preserve">            </w:t>
       </w:r>
       <w:proofErr w:type="spellStart"/>
+      <w:proofErr w:type="gramStart"/>
       <w:r>
         <w:rPr>
           <w:lang w:val="en-US"/>
@@ -5119,6 +5756,7 @@
         <w:t>result.Append</w:t>
       </w:r>
       <w:proofErr w:type="spellEnd"/>
+      <w:proofErr w:type="gramEnd"/>
       <w:r>
         <w:rPr>
           <w:lang w:val="en-US"/>
@@ -5154,6 +5792,7 @@
         <w:t xml:space="preserve">            return </w:t>
       </w:r>
       <w:proofErr w:type="spellStart"/>
+      <w:proofErr w:type="gramStart"/>
       <w:r>
         <w:rPr>
           <w:lang w:val="en-US"/>
@@ -5161,6 +5800,7 @@
         <w:t>result.ToString</w:t>
       </w:r>
       <w:proofErr w:type="spellEnd"/>
+      <w:proofErr w:type="gramEnd"/>
       <w:r>
         <w:rPr>
           <w:lang w:val="en-US"/>
@@ -5196,6 +5836,7 @@
         <w:t xml:space="preserve">        static (int, int) </w:t>
       </w:r>
       <w:proofErr w:type="spellStart"/>
+      <w:proofErr w:type="gramStart"/>
       <w:r>
         <w:rPr>
           <w:lang w:val="en-US"/>
@@ -5207,7 +5848,14 @@
         <w:rPr>
           <w:lang w:val="en-US"/>
         </w:rPr>
-        <w:t>(string num1, string num2)</w:t>
+        <w:t>(</w:t>
+      </w:r>
+      <w:proofErr w:type="gramEnd"/>
+      <w:r>
+        <w:rPr>
+          <w:lang w:val="en-US"/>
+        </w:rPr>
+        <w:t>string num1, string num2)</w:t>
       </w:r>
     </w:p>
     <w:p>
@@ -5307,7 +5955,35 @@
         <w:rPr>
           <w:lang w:val="en-US"/>
         </w:rPr>
-        <w:t xml:space="preserve">            return ((temp1 &lt; temp2) ? 1 : 2, diff);</w:t>
+        <w:t xml:space="preserve">            return ((temp1 &lt; temp2</w:t>
+      </w:r>
+      <w:proofErr w:type="gramStart"/>
+      <w:r>
+        <w:rPr>
+          <w:lang w:val="en-US"/>
+        </w:rPr>
+        <w:t>) ?</w:t>
+      </w:r>
+      <w:proofErr w:type="gramEnd"/>
+      <w:r>
+        <w:rPr>
+          <w:lang w:val="en-US"/>
+        </w:rPr>
+        <w:t xml:space="preserve"> </w:t>
+      </w:r>
+      <w:proofErr w:type="gramStart"/>
+      <w:r>
+        <w:rPr>
+          <w:lang w:val="en-US"/>
+        </w:rPr>
+        <w:t>1 :</w:t>
+      </w:r>
+      <w:proofErr w:type="gramEnd"/>
+      <w:r>
+        <w:rPr>
+          <w:lang w:val="en-US"/>
+        </w:rPr>
+        <w:t xml:space="preserve"> 2, diff);</w:t>
       </w:r>
     </w:p>
     <w:p>
@@ -5338,6 +6014,7 @@
         <w:t xml:space="preserve">        static string </w:t>
       </w:r>
       <w:proofErr w:type="spellStart"/>
+      <w:proofErr w:type="gramStart"/>
       <w:r>
         <w:rPr>
           <w:lang w:val="en-US"/>
@@ -5349,7 +6026,14 @@
         <w:rPr>
           <w:lang w:val="en-US"/>
         </w:rPr>
-        <w:t xml:space="preserve">(string </w:t>
+        <w:t>(</w:t>
+      </w:r>
+      <w:proofErr w:type="gramEnd"/>
+      <w:r>
+        <w:rPr>
+          <w:lang w:val="en-US"/>
+        </w:rPr>
+        <w:t xml:space="preserve">string </w:t>
       </w:r>
       <w:proofErr w:type="spellStart"/>
       <w:r>
@@ -5394,6 +6078,7 @@
         <w:t xml:space="preserve">            if (</w:t>
       </w:r>
       <w:proofErr w:type="spellStart"/>
+      <w:proofErr w:type="gramStart"/>
       <w:r>
         <w:rPr>
           <w:lang w:val="en-US"/>
@@ -5405,7 +6090,14 @@
         <w:rPr>
           <w:lang w:val="en-US"/>
         </w:rPr>
-        <w:t xml:space="preserve">[0] == '0') return </w:t>
+        <w:t>[</w:t>
+      </w:r>
+      <w:proofErr w:type="gramEnd"/>
+      <w:r>
+        <w:rPr>
+          <w:lang w:val="en-US"/>
+        </w:rPr>
+        <w:t xml:space="preserve">0] == '0') return </w:t>
       </w:r>
       <w:proofErr w:type="spellStart"/>
       <w:r>
@@ -5433,7 +6125,21 @@
         <w:rPr>
           <w:lang w:val="en-US"/>
         </w:rPr>
-        <w:t xml:space="preserve">            char[] </w:t>
+        <w:t xml:space="preserve">            </w:t>
+      </w:r>
+      <w:proofErr w:type="gramStart"/>
+      <w:r>
+        <w:rPr>
+          <w:lang w:val="en-US"/>
+        </w:rPr>
+        <w:t>char[</w:t>
+      </w:r>
+      <w:proofErr w:type="gramEnd"/>
+      <w:r>
+        <w:rPr>
+          <w:lang w:val="en-US"/>
+        </w:rPr>
+        <w:t xml:space="preserve">] </w:t>
       </w:r>
       <w:proofErr w:type="spellStart"/>
       <w:r>
@@ -5686,7 +6392,35 @@
         <w:rPr>
           <w:lang w:val="en-US"/>
         </w:rPr>
-        <w:t>] == '0' ? '1' : '0';</w:t>
+        <w:t>] == '0</w:t>
+      </w:r>
+      <w:proofErr w:type="gramStart"/>
+      <w:r>
+        <w:rPr>
+          <w:lang w:val="en-US"/>
+        </w:rPr>
+        <w:t>' ?</w:t>
+      </w:r>
+      <w:proofErr w:type="gramEnd"/>
+      <w:r>
+        <w:rPr>
+          <w:lang w:val="en-US"/>
+        </w:rPr>
+        <w:t xml:space="preserve"> '1</w:t>
+      </w:r>
+      <w:proofErr w:type="gramStart"/>
+      <w:r>
+        <w:rPr>
+          <w:lang w:val="en-US"/>
+        </w:rPr>
+        <w:t>' :</w:t>
+      </w:r>
+      <w:proofErr w:type="gramEnd"/>
+      <w:r>
+        <w:rPr>
+          <w:lang w:val="en-US"/>
+        </w:rPr>
+        <w:t xml:space="preserve"> '0';</w:t>
       </w:r>
     </w:p>
     <w:p>
@@ -5742,7 +6476,14 @@
         <w:rPr>
           <w:lang w:val="en-US"/>
         </w:rPr>
-        <w:t>] == '1' &amp;&amp; !</w:t>
+        <w:t>] == '1' &amp;</w:t>
+      </w:r>
+      <w:proofErr w:type="gramStart"/>
+      <w:r>
+        <w:rPr>
+          <w:lang w:val="en-US"/>
+        </w:rPr>
+        <w:t>&amp; !</w:t>
       </w:r>
       <w:proofErr w:type="spellStart"/>
       <w:r>
@@ -5752,6 +6493,7 @@
         <w:t>foundOne</w:t>
       </w:r>
       <w:proofErr w:type="spellEnd"/>
+      <w:proofErr w:type="gramEnd"/>
       <w:r>
         <w:rPr>
           <w:lang w:val="en-US"/>
@@ -5885,6 +6627,7 @@
         <w:t xml:space="preserve">        static string </w:t>
       </w:r>
       <w:proofErr w:type="spellStart"/>
+      <w:proofErr w:type="gramStart"/>
       <w:r>
         <w:rPr>
           <w:lang w:val="en-US"/>
@@ -5896,7 +6639,14 @@
         <w:rPr>
           <w:lang w:val="en-US"/>
         </w:rPr>
-        <w:t>(string num1, string num2)</w:t>
+        <w:t>(</w:t>
+      </w:r>
+      <w:proofErr w:type="gramEnd"/>
+      <w:r>
+        <w:rPr>
+          <w:lang w:val="en-US"/>
+        </w:rPr>
+        <w:t>string num1, string num2)</w:t>
       </w:r>
     </w:p>
     <w:p>
@@ -6044,7 +6794,21 @@
         <w:rPr>
           <w:lang w:val="en-US"/>
         </w:rPr>
-        <w:t xml:space="preserve">            char[] result = new char[</w:t>
+        <w:t xml:space="preserve">            </w:t>
+      </w:r>
+      <w:proofErr w:type="gramStart"/>
+      <w:r>
+        <w:rPr>
+          <w:lang w:val="en-US"/>
+        </w:rPr>
+        <w:t>char[</w:t>
+      </w:r>
+      <w:proofErr w:type="gramEnd"/>
+      <w:r>
+        <w:rPr>
+          <w:lang w:val="en-US"/>
+        </w:rPr>
+        <w:t>] result = new char[</w:t>
       </w:r>
       <w:proofErr w:type="spellStart"/>
       <w:r>
@@ -6347,7 +7111,35 @@
         <w:rPr>
           <w:lang w:val="en-US"/>
         </w:rPr>
-        <w:t>] = (sum == 0) ? '0' : '1';</w:t>
+        <w:t>] = (sum == 0</w:t>
+      </w:r>
+      <w:proofErr w:type="gramStart"/>
+      <w:r>
+        <w:rPr>
+          <w:lang w:val="en-US"/>
+        </w:rPr>
+        <w:t>) ?</w:t>
+      </w:r>
+      <w:proofErr w:type="gramEnd"/>
+      <w:r>
+        <w:rPr>
+          <w:lang w:val="en-US"/>
+        </w:rPr>
+        <w:t xml:space="preserve"> '0</w:t>
+      </w:r>
+      <w:proofErr w:type="gramStart"/>
+      <w:r>
+        <w:rPr>
+          <w:lang w:val="en-US"/>
+        </w:rPr>
+        <w:t>' :</w:t>
+      </w:r>
+      <w:proofErr w:type="gramEnd"/>
+      <w:r>
+        <w:rPr>
+          <w:lang w:val="en-US"/>
+        </w:rPr>
+        <w:t xml:space="preserve"> '1';</w:t>
       </w:r>
     </w:p>
     <w:p>
@@ -6551,19 +7343,18 @@
     <w:p>
       <w:pPr>
         <w:rPr>
-          <w:lang w:val="en-US"/>
-        </w:rPr>
-      </w:pPr>
-      <w:r>
-        <w:rPr>
-          <w:noProof/>
-          <w:lang w:val="en-US"/>
+          <w:lang w:val="uk-UA"/>
+        </w:rPr>
+      </w:pPr>
+      <w:r>
+        <w:rPr>
+          <w:lang w:val="uk-UA"/>
         </w:rPr>
         <w:drawing>
-          <wp:inline distT="0" distB="0" distL="0" distR="0" wp14:anchorId="6805E2BE" wp14:editId="799F7CB5">
-            <wp:extent cx="6122670" cy="2818130"/>
-            <wp:effectExtent l="0" t="0" r="0" b="1270"/>
-            <wp:docPr id="1" name="Рисунок 1"/>
+          <wp:inline distT="0" distB="0" distL="0" distR="0" wp14:anchorId="2A38B005" wp14:editId="7336CF74">
+            <wp:extent cx="6122670" cy="3097530"/>
+            <wp:effectExtent l="0" t="0" r="0" b="7620"/>
+            <wp:docPr id="2" name="Рисунок 2"/>
             <wp:cNvGraphicFramePr>
               <a:graphicFrameLocks xmlns:a="http://schemas.openxmlformats.org/drawingml/2006/main" noChangeAspect="1"/>
             </wp:cNvGraphicFramePr>
@@ -6583,7 +7374,7 @@
                   <pic:spPr>
                     <a:xfrm>
                       <a:off x="0" y="0"/>
-                      <a:ext cx="6122670" cy="2818130"/>
+                      <a:ext cx="6122670" cy="3097530"/>
                     </a:xfrm>
                     <a:prstGeom prst="rect">
                       <a:avLst/>
